--- a/LEFS/piper_docs/PiPER_标准版_官方参数与使用说明.docx
+++ b/LEFS/piper_docs/PiPER_标准版_官方参数与使用说明.docx
@@ -16600,7 +16600,7 @@
           <w:color w:val="1A1A1A"/>
           <w:sz w:val="21"/>
         </w:rPr>
-        <w:t xml:space="preserve">（1 秒历史 @100 Hz）换算成 </w:t>
+        <w:t xml:space="preserve">（约 0.5 秒历史 @100 Hz）换算成 </w:t>
       </w:r>
       <w:r>
         <w:rPr>
@@ -16620,7 +16620,7 @@
           <w:color w:val="1A1A1A"/>
           <w:sz w:val="21"/>
         </w:rPr>
-        <w:t>（1 秒 @50 Hz）；</w:t>
+        <w:t>（约 0.5 秒 @50 Hz）；</w:t>
       </w:r>
     </w:p>
     <w:p>
